--- a/docs/word/KORUS.docx
+++ b/docs/word/KORUS.docx
@@ -242,7 +242,7 @@
         </w:numPr>
       </w:pPr>
       <w:r>
-        <w:t xml:space="preserve">A coordinator session, which handles all external repo work (pushes, merges, etc.)</w:t>
+        <w:t xml:space="preserve">A lander session, which handles all external repo work (pushes, merges, etc.)</w:t>
       </w:r>
     </w:p>
     <w:p>
@@ -850,13 +850,13 @@
       </w:r>
     </w:p>
     <w:bookmarkEnd w:id="27"/>
-    <w:bookmarkStart w:id="28" w:name="Xed073f814a63d38af334f2b08e3fc9fcf503c7c"/>
+    <w:bookmarkStart w:id="28" w:name="X8c4f77edc7748b0bc7342f35cc49363c01b504b"/>
     <w:p>
       <w:pPr>
         <w:pStyle w:val="Heading3"/>
       </w:pPr>
       <w:r>
-        <w:t xml:space="preserve">3. Coordinator Session</w:t>
+        <w:t xml:space="preserve">3. Lander Session</w:t>
       </w:r>
     </w:p>
     <w:p>
@@ -864,7 +864,7 @@
         <w:pStyle w:val="FirstParagraph"/>
       </w:pPr>
       <w:r>
-        <w:t xml:space="preserve">Coordinator handles all external git repo work, including pushing and merging. It should have</w:t>
+        <w:t xml:space="preserve">Lander handles all external git repo work, including pushing and merging. It should have</w:t>
       </w:r>
       <w:r>
         <w:t xml:space="preserve"> </w:t>
@@ -1006,7 +1006,7 @@
         <w:t xml:space="preserve"> </w:t>
       </w:r>
       <w:r>
-        <w:t xml:space="preserve">Coordinator and Dispatcher and find solutions. Also see</w:t>
+        <w:t xml:space="preserve">Lander and Dispatcher and find solutions. Also see</w:t>
       </w:r>
       <w:r>
         <w:t xml:space="preserve"> </w:t>

--- a/docs/word/KORUS.docx
+++ b/docs/word/KORUS.docx
@@ -692,13 +692,13 @@
         <w:pStyle w:val="BodyText"/>
       </w:pPr>
       <w:r>
-        <w:t xml:space="preserve">Have Claude create a register of your OSVS scores. Be sure it works against the exact wording of</w:t>
-      </w:r>
-      <w:r>
-        <w:t xml:space="preserve"> </w:t>
-      </w:r>
-      <w:r>
-        <w:t xml:space="preserve">OSVS 5, not against summaries Claude creates or gets from other sources.</w:t>
+        <w:t xml:space="preserve">Have Claude create a register of your ASVS scores. Be sure it works against the exact wording of</w:t>
+      </w:r>
+      <w:r>
+        <w:t xml:space="preserve"> </w:t>
+      </w:r>
+      <w:r>
+        <w:t xml:space="preserve">ASVS 5, not against summaries Claude creates or gets from other sources.</w:t>
       </w:r>
     </w:p>
     <w:p>
@@ -706,7 +706,7 @@
         <w:pStyle w:val="BodyText"/>
       </w:pPr>
       <w:r>
-        <w:t xml:space="preserve">Then, have Claude anchor your OSVS scores against sym/ctx anchors. Don't point at a line number in</w:t>
+        <w:t xml:space="preserve">Then, have Claude anchor your ASVS scores against sym/ctx anchors. Don't point at a line number in</w:t>
       </w:r>
       <w:r>
         <w:t xml:space="preserve"> </w:t>

--- a/docs/word/KORUS.docx
+++ b/docs/word/KORUS.docx
@@ -28,13 +28,13 @@
         </w:p>
       </w:sdtContent>
     </w:sdt>
-    <w:bookmarkStart w:id="41" w:name="X144e6100fec2526b6f20a7cf493311262fa2b54"/>
+    <w:bookmarkStart w:id="47" w:name="X382953dc9020c52bd9e5db31c5a25e22d4afae5"/>
     <w:p>
       <w:pPr>
         <w:pStyle w:val="Heading1"/>
       </w:pPr>
       <w:r>
-        <w:t xml:space="preserve">The KORUS Framework: Lesson Learned the Hard Way</w:t>
+        <w:t xml:space="preserve">The KORUS framework: Lessons learned the hard way</w:t>
       </w:r>
     </w:p>
     <w:p>
@@ -99,7 +99,7 @@
         <w:pStyle w:val="BodyText"/>
       </w:pPr>
       <w:r>
-        <w:t xml:space="preserve">Since things with an acronym are more trusted, Claude suggests the following be called</w:t>
+        <w:t xml:space="preserve">I call it</w:t>
       </w:r>
       <w:r>
         <w:t xml:space="preserve"> </w:t>
@@ -112,10 +112,16 @@
         <w:t xml:space="preserve">KORUS: Keep One Repo, Unblock Sessions</w:t>
       </w:r>
       <w:r>
-        <w:t xml:space="preserve">.</w:t>
-      </w:r>
-    </w:p>
-    <w:bookmarkStart w:id="11" w:name="bluftldr"/>
+        <w:t xml:space="preserve">. That is the whole idea in four words:</w:t>
+      </w:r>
+      <w:r>
+        <w:t xml:space="preserve"> </w:t>
+      </w:r>
+      <w:r>
+        <w:t xml:space="preserve">everything below follows from keeping one repository and stopping the sessions blocking each other.</w:t>
+      </w:r>
+    </w:p>
+    <w:bookmarkStart w:id="13" w:name="bluftldr"/>
     <w:p>
       <w:pPr>
         <w:pStyle w:val="Heading2"/>
@@ -144,8 +150,84 @@
         <w:t xml:space="preserve">supporting better AI coding.</w:t>
       </w:r>
     </w:p>
-    <w:bookmarkEnd w:id="11"/>
-    <w:bookmarkStart w:id="12" w:name="korus-for-multi-session-ai-coding"/>
+    <w:p>
+      <w:pPr>
+        <w:pStyle w:val="BodyText"/>
+      </w:pPr>
+      <w:r>
+        <w:rPr>
+          <w:b/>
+          <w:bCs/>
+        </w:rPr>
+        <w:t xml:space="preserve">This page is the reasoning. If you want the commands, they are elsewhere:</w:t>
+      </w:r>
+      <w:r>
+        <w:t xml:space="preserve"> </w:t>
+      </w:r>
+      <w:hyperlink r:id="rId11">
+        <w:r>
+          <w:rPr>
+            <w:rStyle w:val="Hyperlink"/>
+          </w:rPr>
+          <w:t xml:space="preserve">Quickstart</w:t>
+        </w:r>
+      </w:hyperlink>
+      <w:r>
+        <w:t xml:space="preserve"> </w:t>
+      </w:r>
+      <w:r>
+        <w:t xml:space="preserve">installs the enforcement, and</w:t>
+      </w:r>
+      <w:r>
+        <w:t xml:space="preserve"> </w:t>
+      </w:r>
+      <w:hyperlink r:id="rId12">
+        <w:r>
+          <w:rPr>
+            <w:rStyle w:val="Hyperlink"/>
+          </w:rPr>
+          <w:t xml:space="preserve">Run a KORUS build</w:t>
+        </w:r>
+      </w:hyperlink>
+      <w:r>
+        <w:t xml:space="preserve"> </w:t>
+      </w:r>
+      <w:r>
+        <w:t xml:space="preserve">is the operating procedure for the session shape in section 6.</w:t>
+      </w:r>
+    </w:p>
+    <w:p>
+      <w:pPr>
+        <w:pStyle w:val="BodyText"/>
+      </w:pPr>
+      <w:r>
+        <w:rPr>
+          <w:b/>
+          <w:bCs/>
+        </w:rPr>
+        <w:t xml:space="preserve">Last reviewed 2026-08-16.</w:t>
+      </w:r>
+      <w:r>
+        <w:t xml:space="preserve"> </w:t>
+      </w:r>
+      <w:r>
+        <w:t xml:space="preserve">The model, pricing and client advice below is the part that rots:</w:t>
+      </w:r>
+      <w:r>
+        <w:t xml:space="preserve"> </w:t>
+      </w:r>
+      <w:r>
+        <w:t xml:space="preserve">check anything about plans, limits or model names against Anthropic's current documentation before</w:t>
+      </w:r>
+      <w:r>
+        <w:t xml:space="preserve"> </w:t>
+      </w:r>
+      <w:r>
+        <w:t xml:space="preserve">relying on it.</w:t>
+      </w:r>
+    </w:p>
+    <w:bookmarkEnd w:id="13"/>
+    <w:bookmarkStart w:id="14" w:name="korus-for-multi-session-ai-coding"/>
     <w:p>
       <w:pPr>
         <w:pStyle w:val="Heading2"/>
@@ -281,8 +363,8 @@
         <w:t xml:space="preserve">based on the Claude tools as of 8/12/2026. Things will change as Anthropic releases improvements.</w:t>
       </w:r>
     </w:p>
-    <w:bookmarkEnd w:id="12"/>
-    <w:bookmarkStart w:id="15" w:name="Xe4435a1d6436f1737b1b6caba610c8f95c0821f"/>
+    <w:bookmarkEnd w:id="14"/>
+    <w:bookmarkStart w:id="17" w:name="Xe4435a1d6436f1737b1b6caba610c8f95c0821f"/>
     <w:p>
       <w:pPr>
         <w:pStyle w:val="Heading2"/>
@@ -295,7 +377,7 @@
       <w:pPr>
         <w:pStyle w:val="FirstParagraph"/>
       </w:pPr>
-      <w:hyperlink r:id="rId13">
+      <w:hyperlink r:id="rId15">
         <w:r>
           <w:rPr>
             <w:rStyle w:val="Hyperlink"/>
@@ -318,7 +400,7 @@
       <w:r>
         <w:t xml:space="preserve"> </w:t>
       </w:r>
-      <w:hyperlink r:id="rId14">
+      <w:hyperlink r:id="rId16">
         <w:r>
           <w:rPr>
             <w:rStyle w:val="Hyperlink"/>
@@ -378,8 +460,8 @@
         <w:t xml:space="preserve">workflows, there's usually something for you to decide.</w:t>
       </w:r>
     </w:p>
-    <w:bookmarkEnd w:id="15"/>
-    <w:bookmarkStart w:id="16" w:name="X8bb53164f71da1d081458c229f1305b01be35be"/>
+    <w:bookmarkEnd w:id="17"/>
+    <w:bookmarkStart w:id="19" w:name="X8bb53164f71da1d081458c229f1305b01be35be"/>
     <w:p>
       <w:pPr>
         <w:pStyle w:val="Heading2"/>
@@ -436,8 +518,39 @@
         <w:t xml:space="preserve">the desktop app to generate the code and the VS Code to review and make manual edits.</w:t>
       </w:r>
     </w:p>
-    <w:bookmarkEnd w:id="16"/>
-    <w:bookmarkStart w:id="18" w:name="Xbf516e5646b002c3242b38238c46d10caad39f1"/>
+    <w:p>
+      <w:pPr>
+        <w:pStyle w:val="BodyText"/>
+      </w:pPr>
+      <w:r>
+        <w:t xml:space="preserve">If you run more than one Claude account, set them up first:</w:t>
+      </w:r>
+      <w:r>
+        <w:t xml:space="preserve"> </w:t>
+      </w:r>
+      <w:hyperlink r:id="rId18">
+        <w:r>
+          <w:rPr>
+            <w:rStyle w:val="Hyperlink"/>
+          </w:rPr>
+          <w:t xml:space="preserve">Desktop accounts</w:t>
+        </w:r>
+      </w:hyperlink>
+      <w:r>
+        <w:t xml:space="preserve"> </w:t>
+      </w:r>
+      <w:r>
+        <w:t xml:space="preserve">covers one desktop instance per account, and the config root</w:t>
+      </w:r>
+      <w:r>
+        <w:t xml:space="preserve"> </w:t>
+      </w:r>
+      <w:r>
+        <w:t xml:space="preserve">each one adds.</w:t>
+      </w:r>
+    </w:p>
+    <w:bookmarkEnd w:id="19"/>
+    <w:bookmarkStart w:id="24" w:name="Xbf516e5646b002c3242b38238c46d10caad39f1"/>
     <w:p>
       <w:pPr>
         <w:pStyle w:val="Heading2"/>
@@ -492,7 +605,7 @@
       <w:r>
         <w:t xml:space="preserve"> </w:t>
       </w:r>
-      <w:hyperlink r:id="rId17">
+      <w:hyperlink r:id="rId20">
         <w:r>
           <w:rPr>
             <w:rStyle w:val="Hyperlink"/>
@@ -529,13 +642,7 @@
         <w:t xml:space="preserve"> </w:t>
       </w:r>
       <w:r>
-        <w:t xml:space="preserve">as many $200 per month accounts as you want, just use different email addresses. This is fully</w:t>
-      </w:r>
-      <w:r>
-        <w:t xml:space="preserve"> </w:t>
-      </w:r>
-      <w:r>
-        <w:t xml:space="preserve">compliant with Anthropic's rules.</w:t>
+        <w:t xml:space="preserve">as many $200 per month accounts as you want, just use different email addresses.</w:t>
       </w:r>
     </w:p>
     <w:p>
@@ -543,6 +650,84 @@
         <w:pStyle w:val="BodyText"/>
       </w:pPr>
       <w:r>
+        <w:rPr>
+          <w:b/>
+          <w:bCs/>
+        </w:rPr>
+        <w:t xml:space="preserve">Check this against the current terms yourself before you rely on it.</w:t>
+      </w:r>
+      <w:r>
+        <w:t xml:space="preserve"> </w:t>
+      </w:r>
+      <w:r>
+        <w:t xml:space="preserve">I believe separate accounts</w:t>
+      </w:r>
+      <w:r>
+        <w:t xml:space="preserve"> </w:t>
+      </w:r>
+      <w:r>
+        <w:t xml:space="preserve">on separate email addresses are within the terms, and that belief is mine rather than a citation: I</w:t>
+      </w:r>
+      <w:r>
+        <w:t xml:space="preserve"> </w:t>
+      </w:r>
+      <w:r>
+        <w:t xml:space="preserve">am not a lawyer, and these documents change. The ones that govern it are Anthropic's</w:t>
+      </w:r>
+      <w:r>
+        <w:t xml:space="preserve"> </w:t>
+      </w:r>
+      <w:hyperlink r:id="rId21">
+        <w:r>
+          <w:rPr>
+            <w:rStyle w:val="Hyperlink"/>
+          </w:rPr>
+          <w:t xml:space="preserve">Usage Policy</w:t>
+        </w:r>
+      </w:hyperlink>
+      <w:r>
+        <w:t xml:space="preserve">,</w:t>
+      </w:r>
+      <w:r>
+        <w:t xml:space="preserve"> </w:t>
+      </w:r>
+      <w:hyperlink r:id="rId22">
+        <w:r>
+          <w:rPr>
+            <w:rStyle w:val="Hyperlink"/>
+          </w:rPr>
+          <w:t xml:space="preserve">Consumer Terms</w:t>
+        </w:r>
+      </w:hyperlink>
+      <w:r>
+        <w:t xml:space="preserve">, and</w:t>
+      </w:r>
+      <w:r>
+        <w:t xml:space="preserve"> </w:t>
+      </w:r>
+      <w:hyperlink r:id="rId23">
+        <w:r>
+          <w:rPr>
+            <w:rStyle w:val="Hyperlink"/>
+          </w:rPr>
+          <w:t xml:space="preserve">the Claude Code plan guidance</w:t>
+        </w:r>
+      </w:hyperlink>
+      <w:r>
+        <w:t xml:space="preserve">.</w:t>
+      </w:r>
+      <w:r>
+        <w:t xml:space="preserve"> </w:t>
+      </w:r>
+      <w:r>
+        <w:t xml:space="preserve">What is definitely not allowed is sharing one account between people.</w:t>
+      </w:r>
+    </w:p>
+    <w:p>
+      <w:pPr>
+        <w:pStyle w:val="BodyText"/>
+      </w:pPr>
+      <w:r>
         <w:t xml:space="preserve">Max 20x limits your usage through five-hour session and weekly usage caps. Generally, 1% of weekly</w:t>
       </w:r>
       <w:r>
@@ -600,8 +785,8 @@
         <w:t xml:space="preserve">need to reduce the number of tasks running.</w:t>
       </w:r>
     </w:p>
-    <w:bookmarkEnd w:id="18"/>
-    <w:bookmarkStart w:id="19" w:name="X48031ae3eb3229342e6c438e9ce63589a721148"/>
+    <w:bookmarkEnd w:id="24"/>
+    <w:bookmarkStart w:id="25" w:name="X48031ae3eb3229342e6c438e9ce63589a721148"/>
     <w:p>
       <w:pPr>
         <w:pStyle w:val="Heading2"/>
@@ -624,8 +809,8 @@
         <w:t xml:space="preserve">the Dispatcher session to create a plan for building down that backlog.</w:t>
       </w:r>
     </w:p>
-    <w:bookmarkEnd w:id="19"/>
-    <w:bookmarkStart w:id="22" w:name="X5ff9aeb0a54af642673c4763573e548d03ef2d1"/>
+    <w:bookmarkEnd w:id="25"/>
+    <w:bookmarkStart w:id="28" w:name="X5ff9aeb0a54af642673c4763573e548d03ef2d1"/>
     <w:p>
       <w:pPr>
         <w:pStyle w:val="Heading2"/>
@@ -634,13 +819,13 @@
         <w:t xml:space="preserve">5. Documentation</w:t>
       </w:r>
     </w:p>
-    <w:bookmarkStart w:id="20" w:name="Xbc366351b2305a591c73a674c084b4f218d2e51"/>
+    <w:bookmarkStart w:id="26" w:name="Xc4a89930dc259e99f9621cc0ce6d28e12a6abc5"/>
     <w:p>
       <w:pPr>
         <w:pStyle w:val="Heading3"/>
       </w:pPr>
       <w:r>
-        <w:t xml:space="preserve">1. ADRs: Architecture Decision Records</w:t>
+        <w:t xml:space="preserve">5.1 ADRs: Architecture decision records</w:t>
       </w:r>
     </w:p>
     <w:p>
@@ -663,14 +848,14 @@
         <w:t xml:space="preserve">your CISO and any auditor. It also provides ongoing context for the AI.</w:t>
       </w:r>
     </w:p>
-    <w:bookmarkEnd w:id="20"/>
-    <w:bookmarkStart w:id="21" w:name="Xf538a77ab9aa582fd0f8cdc56a1d7f70dd46912"/>
+    <w:bookmarkEnd w:id="26"/>
+    <w:bookmarkStart w:id="27" w:name="X23880485aeaa388ec4bb22a0dde2280c171047c"/>
     <w:p>
       <w:pPr>
         <w:pStyle w:val="Heading3"/>
       </w:pPr>
       <w:r>
-        <w:t xml:space="preserve">2. ASVS Register</w:t>
+        <w:t xml:space="preserve">5.2 ASVS register</w:t>
       </w:r>
     </w:p>
     <w:p>
@@ -727,9 +912,9 @@
         <w:t xml:space="preserve">someone adds whitespace, comments, or moves unrelated code above it.</w:t>
       </w:r>
     </w:p>
-    <w:bookmarkEnd w:id="21"/>
-    <w:bookmarkEnd w:id="22"/>
-    <w:bookmarkStart w:id="30" w:name="X30e216b40d5487a7b4decc577bf996f2de1fa91"/>
+    <w:bookmarkEnd w:id="27"/>
+    <w:bookmarkEnd w:id="28"/>
+    <w:bookmarkStart w:id="36" w:name="X30e216b40d5487a7b4decc577bf996f2de1fa91"/>
     <w:p>
       <w:pPr>
         <w:pStyle w:val="Heading2"/>
@@ -746,13 +931,38 @@
         <w:t xml:space="preserve">Be sure Ultracode and Opus 5 are enabled for each session.</w:t>
       </w:r>
     </w:p>
-    <w:bookmarkStart w:id="23" w:name="X4afe79e7b357ca421d076527547476605d89535"/>
+    <w:p>
+      <w:pPr>
+        <w:pStyle w:val="BodyText"/>
+      </w:pPr>
+      <w:hyperlink r:id="rId12">
+        <w:r>
+          <w:rPr>
+            <w:rStyle w:val="Hyperlink"/>
+          </w:rPr>
+          <w:t xml:space="preserve">Run a KORUS build</w:t>
+        </w:r>
+      </w:hyperlink>
+      <w:r>
+        <w:t xml:space="preserve"> </w:t>
+      </w:r>
+      <w:r>
+        <w:t xml:space="preserve">is the operating procedure for this section: the opening prompt</w:t>
+      </w:r>
+      <w:r>
+        <w:t xml:space="preserve"> </w:t>
+      </w:r>
+      <w:r>
+        <w:t xml:space="preserve">for each of the four sessions, the daily loop, and what to do when it goes wrong.</w:t>
+      </w:r>
+    </w:p>
+    <w:bookmarkStart w:id="29" w:name="X2664b1107f141208293172f468ff973f836e89d"/>
     <w:p>
       <w:pPr>
         <w:pStyle w:val="Heading3"/>
       </w:pPr>
       <w:r>
-        <w:t xml:space="preserve">1. Dispatcher Session</w:t>
+        <w:t xml:space="preserve">6.1 Dispatcher session</w:t>
       </w:r>
     </w:p>
     <w:p>
@@ -775,14 +985,14 @@
         <w:t xml:space="preserve">blocked, the dispatcher takes back the task and updates the backlog.</w:t>
       </w:r>
     </w:p>
-    <w:bookmarkEnd w:id="23"/>
-    <w:bookmarkStart w:id="27" w:name="Xe4c132f51b2edea72c32cf884d15216aa07b909"/>
+    <w:bookmarkEnd w:id="29"/>
+    <w:bookmarkStart w:id="33" w:name="X98abaa3de7bc27b390431e0d7d3af8af798856e"/>
     <w:p>
       <w:pPr>
         <w:pStyle w:val="Heading3"/>
       </w:pPr>
       <w:r>
-        <w:t xml:space="preserve">2. Two Build Sessions</w:t>
+        <w:t xml:space="preserve">6.2 Two build sessions</w:t>
       </w:r>
     </w:p>
     <w:p>
@@ -803,7 +1013,7 @@
       <w:r>
         <w:t xml:space="preserve"> </w:t>
       </w:r>
-      <w:hyperlink r:id="rId24">
+      <w:hyperlink r:id="rId30">
         <w:r>
           <w:rPr>
             <w:rStyle w:val="Hyperlink"/>
@@ -823,7 +1033,7 @@
       <w:r>
         <w:t xml:space="preserve"> </w:t>
       </w:r>
-      <w:hyperlink r:id="rId25">
+      <w:hyperlink r:id="rId31">
         <w:r>
           <w:rPr>
             <w:rStyle w:val="Hyperlink"/>
@@ -837,7 +1047,7 @@
       <w:r>
         <w:t xml:space="preserve"> </w:t>
       </w:r>
-      <w:hyperlink r:id="rId26">
+      <w:hyperlink r:id="rId32">
         <w:r>
           <w:rPr>
             <w:rStyle w:val="Hyperlink"/>
@@ -849,14 +1059,14 @@
         <w:t xml:space="preserve">.</w:t>
       </w:r>
     </w:p>
-    <w:bookmarkEnd w:id="27"/>
-    <w:bookmarkStart w:id="28" w:name="X8c4f77edc7748b0bc7342f35cc49363c01b504b"/>
+    <w:bookmarkEnd w:id="33"/>
+    <w:bookmarkStart w:id="34" w:name="X01dbd2a17b58d17af4e4408d9b17f20f3863f4f"/>
     <w:p>
       <w:pPr>
         <w:pStyle w:val="Heading3"/>
       </w:pPr>
       <w:r>
-        <w:t xml:space="preserve">3. Lander Session</w:t>
+        <w:t xml:space="preserve">6.3 Lander session</w:t>
       </w:r>
     </w:p>
     <w:p>
@@ -885,14 +1095,14 @@
         <w:t xml:space="preserve">codebases, which created extended CI times.</w:t>
       </w:r>
     </w:p>
-    <w:bookmarkEnd w:id="28"/>
-    <w:bookmarkStart w:id="29" w:name="X8b26b26d5e54ae176c55e3c5d3b10cca3f7bdde"/>
+    <w:bookmarkEnd w:id="34"/>
+    <w:bookmarkStart w:id="35" w:name="X8c12091597d36f9db29e2d666b5a9c4e93cef54"/>
     <w:p>
       <w:pPr>
         <w:pStyle w:val="Heading3"/>
       </w:pPr>
       <w:r>
-        <w:t xml:space="preserve">4. ASVS Monitor Session</w:t>
+        <w:t xml:space="preserve">6.4 ASVS monitor session</w:t>
       </w:r>
     </w:p>
     <w:p>
@@ -909,9 +1119,9 @@
         <w:t xml:space="preserve">your ASVS register is always up to date.</w:t>
       </w:r>
     </w:p>
-    <w:bookmarkEnd w:id="29"/>
-    <w:bookmarkEnd w:id="30"/>
-    <w:bookmarkStart w:id="33" w:name="Xfc881a61c1b7e5edb382f7c2ee75f5a253033e1"/>
+    <w:bookmarkEnd w:id="35"/>
+    <w:bookmarkEnd w:id="36"/>
+    <w:bookmarkStart w:id="39" w:name="Xfc881a61c1b7e5edb382f7c2ee75f5a253033e1"/>
     <w:p>
       <w:pPr>
         <w:pStyle w:val="Heading2"/>
@@ -930,7 +1140,7 @@
       <w:r>
         <w:t xml:space="preserve"> </w:t>
       </w:r>
-      <w:hyperlink r:id="rId31">
+      <w:hyperlink r:id="rId37">
         <w:r>
           <w:rPr>
             <w:rStyle w:val="Hyperlink"/>
@@ -947,7 +1157,7 @@
       <w:r>
         <w:t xml:space="preserve"> </w:t>
       </w:r>
-      <w:hyperlink r:id="rId32">
+      <w:hyperlink r:id="rId38">
         <w:r>
           <w:rPr>
             <w:rStyle w:val="Hyperlink"/>
@@ -959,8 +1169,8 @@
         <w:t xml:space="preserve">.</w:t>
       </w:r>
     </w:p>
-    <w:bookmarkEnd w:id="33"/>
-    <w:bookmarkStart w:id="36" w:name="X515c0360240f6cf4d0e8b129bb6b9d1475316e9"/>
+    <w:bookmarkEnd w:id="39"/>
+    <w:bookmarkStart w:id="42" w:name="X515c0360240f6cf4d0e8b129bb6b9d1475316e9"/>
     <w:p>
       <w:pPr>
         <w:pStyle w:val="Heading2"/>
@@ -985,7 +1195,7 @@
       <w:r>
         <w:t xml:space="preserve"> </w:t>
       </w:r>
-      <w:hyperlink r:id="rId34">
+      <w:hyperlink r:id="rId40">
         <w:r>
           <w:rPr>
             <w:rStyle w:val="Hyperlink"/>
@@ -1011,7 +1221,7 @@
       <w:r>
         <w:t xml:space="preserve"> </w:t>
       </w:r>
-      <w:hyperlink r:id="rId35">
+      <w:hyperlink r:id="rId41">
         <w:r>
           <w:rPr>
             <w:rStyle w:val="Hyperlink"/>
@@ -1020,8 +1230,8 @@
         </w:r>
       </w:hyperlink>
     </w:p>
-    <w:bookmarkEnd w:id="36"/>
-    <w:bookmarkStart w:id="38" w:name="X59739ce650e297ae022c956a66a1ad695ac4192"/>
+    <w:bookmarkEnd w:id="42"/>
+    <w:bookmarkStart w:id="44" w:name="X59739ce650e297ae022c956a66a1ad695ac4192"/>
     <w:p>
       <w:pPr>
         <w:pStyle w:val="Heading2"/>
@@ -1046,7 +1256,7 @@
       <w:r>
         <w:t xml:space="preserve"> </w:t>
       </w:r>
-      <w:hyperlink r:id="rId37">
+      <w:hyperlink r:id="rId43">
         <w:r>
           <w:rPr>
             <w:rStyle w:val="Hyperlink"/>
@@ -1055,8 +1265,8 @@
         </w:r>
       </w:hyperlink>
     </w:p>
-    <w:bookmarkEnd w:id="38"/>
-    <w:bookmarkStart w:id="40" w:name="X4e68ad135e57c05e0c49f806ccb0c45722a1de8"/>
+    <w:bookmarkEnd w:id="44"/>
+    <w:bookmarkStart w:id="46" w:name="X4e68ad135e57c05e0c49f806ccb0c45722a1de8"/>
     <w:p>
       <w:pPr>
         <w:pStyle w:val="Heading2"/>
@@ -1081,7 +1291,7 @@
       <w:r>
         <w:t xml:space="preserve"> </w:t>
       </w:r>
-      <w:hyperlink r:id="rId39">
+      <w:hyperlink r:id="rId45">
         <w:r>
           <w:rPr>
             <w:rStyle w:val="Hyperlink"/>
@@ -1093,8 +1303,8 @@
         <w:t xml:space="preserve">.</w:t>
       </w:r>
     </w:p>
-    <w:bookmarkEnd w:id="40"/>
-    <w:bookmarkEnd w:id="41"/>
+    <w:bookmarkEnd w:id="46"/>
+    <w:bookmarkEnd w:id="47"/>
     <w:sectPr>
       <w:footnotePr>
         <w:numRestart w:val="eachSect"/>

--- a/docs/word/KORUS.docx
+++ b/docs/word/KORUS.docx
@@ -28,7 +28,7 @@
         </w:p>
       </w:sdtContent>
     </w:sdt>
-    <w:bookmarkStart w:id="47" w:name="X382953dc9020c52bd9e5db31c5a25e22d4afae5"/>
+    <w:bookmarkStart w:id="49" w:name="X382953dc9020c52bd9e5db31c5a25e22d4afae5"/>
     <w:p>
       <w:pPr>
         <w:pStyle w:val="Heading1"/>
@@ -291,11 +291,21 @@
     <w:p>
       <w:pPr>
         <w:numPr>
-          <w:ilvl w:val="1"/>
-          <w:numId w:val="1002"/>
+          <w:ilvl w:val="0"/>
+          <w:numId w:val="1000"/>
         </w:numPr>
       </w:pPr>
       <w:r>
+        <w:rPr>
+          <w:b/>
+          <w:bCs/>
+        </w:rPr>
+        <w:t xml:space="preserve">4.1.</w:t>
+      </w:r>
+      <w:r>
+        <w:t xml:space="preserve"> </w:t>
+      </w:r>
+      <w:r>
         <w:t xml:space="preserve">A dispatcher, which plans the build, tracks backlog, and dispatches work to the build</w:t>
       </w:r>
       <w:r>
@@ -308,23 +318,54 @@
     <w:p>
       <w:pPr>
         <w:numPr>
-          <w:ilvl w:val="1"/>
-          <w:numId w:val="1002"/>
+          <w:ilvl w:val="0"/>
+          <w:numId w:val="1000"/>
         </w:numPr>
       </w:pPr>
       <w:r>
+        <w:rPr>
+          <w:b/>
+          <w:bCs/>
+        </w:rPr>
+        <w:t xml:space="preserve">4.2.</w:t>
+      </w:r>
+      <w:r>
+        <w:t xml:space="preserve"> </w:t>
+      </w:r>
+      <w:r>
         <w:t xml:space="preserve">Two build sessions, each running four sub-session build tasks.</w:t>
       </w:r>
     </w:p>
     <w:p>
       <w:pPr>
         <w:numPr>
-          <w:ilvl w:val="1"/>
-          <w:numId w:val="1002"/>
+          <w:ilvl w:val="0"/>
+          <w:numId w:val="1000"/>
         </w:numPr>
       </w:pPr>
       <w:r>
+        <w:rPr>
+          <w:b/>
+          <w:bCs/>
+        </w:rPr>
+        <w:t xml:space="preserve">4.3.</w:t>
+      </w:r>
+      <w:r>
+        <w:t xml:space="preserve"> </w:t>
+      </w:r>
+      <w:r>
         <w:t xml:space="preserve">A lander session, which handles all external repo work (pushes, merges, etc.)</w:t>
+      </w:r>
+    </w:p>
+    <w:p>
+      <w:pPr>
+        <w:numPr>
+          <w:ilvl w:val="0"/>
+          <w:numId w:val="1000"/>
+        </w:numPr>
+      </w:pPr>
+      <w:r>
+        <w:t xml:space="preserve">There are additional, optional sessions as described below.</w:t>
       </w:r>
     </w:p>
     <w:p>
@@ -346,7 +387,7 @@
         </w:numPr>
       </w:pPr>
       <w:r>
-        <w:t xml:space="preserve">Use inter-session communication, allowing the sessions to talk with each other.</w:t>
+        <w:t xml:space="preserve">Use the Kynet method to enable inter-session communication (see below).</w:t>
       </w:r>
     </w:p>
     <w:p>
@@ -810,7 +851,7 @@
       </w:r>
     </w:p>
     <w:bookmarkEnd w:id="25"/>
-    <w:bookmarkStart w:id="28" w:name="X5ff9aeb0a54af642673c4763573e548d03ef2d1"/>
+    <w:bookmarkStart w:id="30" w:name="X5ff9aeb0a54af642673c4763573e548d03ef2d1"/>
     <w:p>
       <w:pPr>
         <w:pStyle w:val="Heading2"/>
@@ -849,13 +890,13 @@
       </w:r>
     </w:p>
     <w:bookmarkEnd w:id="26"/>
-    <w:bookmarkStart w:id="27" w:name="X23880485aeaa388ec4bb22a0dde2280c171047c"/>
+    <w:bookmarkStart w:id="28" w:name="Xa3d08fb593ea8c8eb35229563c5295c44c50a37"/>
     <w:p>
       <w:pPr>
         <w:pStyle w:val="Heading3"/>
       </w:pPr>
       <w:r>
-        <w:t xml:space="preserve">5.2 ASVS register</w:t>
+        <w:t xml:space="preserve">5.2 GitHub Spec Kit</w:t>
       </w:r>
     </w:p>
     <w:p>
@@ -863,6 +904,44 @@
         <w:pStyle w:val="FirstParagraph"/>
       </w:pPr>
       <w:r>
+        <w:t xml:space="preserve">GitHub's Spec Kit is a strong starting point for SDD (Spec-Driven Development). It is an antidote to</w:t>
+      </w:r>
+      <w:r>
+        <w:t xml:space="preserve"> </w:t>
+      </w:r>
+      <w:r>
+        <w:t xml:space="preserve">vibe coding's flaws. See</w:t>
+      </w:r>
+      <w:r>
+        <w:t xml:space="preserve"> </w:t>
+      </w:r>
+      <w:hyperlink r:id="rId27">
+        <w:r>
+          <w:rPr>
+            <w:rStyle w:val="Hyperlink"/>
+          </w:rPr>
+          <w:t xml:space="preserve">this Spec Kit page</w:t>
+        </w:r>
+      </w:hyperlink>
+      <w:r>
+        <w:t xml:space="preserve">.</w:t>
+      </w:r>
+    </w:p>
+    <w:bookmarkEnd w:id="28"/>
+    <w:bookmarkStart w:id="29" w:name="Xf099d6434e8bc2802e61e9fcd1379b29e44876b"/>
+    <w:p>
+      <w:pPr>
+        <w:pStyle w:val="Heading3"/>
+      </w:pPr>
+      <w:r>
+        <w:t xml:space="preserve">5.3 ASVS register</w:t>
+      </w:r>
+    </w:p>
+    <w:p>
+      <w:pPr>
+        <w:pStyle w:val="FirstParagraph"/>
+      </w:pPr>
+      <w:r>
         <w:t xml:space="preserve">OWASP's ASVS 5 framework is a great way to harden your application against hackers. There are three</w:t>
       </w:r>
       <w:r>
@@ -912,9 +991,9 @@
         <w:t xml:space="preserve">someone adds whitespace, comments, or moves unrelated code above it.</w:t>
       </w:r>
     </w:p>
-    <w:bookmarkEnd w:id="27"/>
-    <w:bookmarkEnd w:id="28"/>
-    <w:bookmarkStart w:id="36" w:name="X30e216b40d5487a7b4decc577bf996f2de1fa91"/>
+    <w:bookmarkEnd w:id="29"/>
+    <w:bookmarkEnd w:id="30"/>
+    <w:bookmarkStart w:id="38" w:name="X30e216b40d5487a7b4decc577bf996f2de1fa91"/>
     <w:p>
       <w:pPr>
         <w:pStyle w:val="Heading2"/>
@@ -956,7 +1035,7 @@
         <w:t xml:space="preserve">for each of the four sessions, the daily loop, and what to do when it goes wrong.</w:t>
       </w:r>
     </w:p>
-    <w:bookmarkStart w:id="29" w:name="X2664b1107f141208293172f468ff973f836e89d"/>
+    <w:bookmarkStart w:id="31" w:name="X2664b1107f141208293172f468ff973f836e89d"/>
     <w:p>
       <w:pPr>
         <w:pStyle w:val="Heading3"/>
@@ -985,8 +1064,8 @@
         <w:t xml:space="preserve">blocked, the dispatcher takes back the task and updates the backlog.</w:t>
       </w:r>
     </w:p>
-    <w:bookmarkEnd w:id="29"/>
-    <w:bookmarkStart w:id="33" w:name="X98abaa3de7bc27b390431e0d7d3af8af798856e"/>
+    <w:bookmarkEnd w:id="31"/>
+    <w:bookmarkStart w:id="35" w:name="X98abaa3de7bc27b390431e0d7d3af8af798856e"/>
     <w:p>
       <w:pPr>
         <w:pStyle w:val="Heading3"/>
@@ -1013,7 +1092,7 @@
       <w:r>
         <w:t xml:space="preserve"> </w:t>
       </w:r>
-      <w:hyperlink r:id="rId30">
+      <w:hyperlink r:id="rId32">
         <w:r>
           <w:rPr>
             <w:rStyle w:val="Hyperlink"/>
@@ -1033,7 +1112,7 @@
       <w:r>
         <w:t xml:space="preserve"> </w:t>
       </w:r>
-      <w:hyperlink r:id="rId31">
+      <w:hyperlink r:id="rId33">
         <w:r>
           <w:rPr>
             <w:rStyle w:val="Hyperlink"/>
@@ -1047,7 +1126,7 @@
       <w:r>
         <w:t xml:space="preserve"> </w:t>
       </w:r>
-      <w:hyperlink r:id="rId32">
+      <w:hyperlink r:id="rId34">
         <w:r>
           <w:rPr>
             <w:rStyle w:val="Hyperlink"/>
@@ -1059,8 +1138,8 @@
         <w:t xml:space="preserve">.</w:t>
       </w:r>
     </w:p>
-    <w:bookmarkEnd w:id="33"/>
-    <w:bookmarkStart w:id="34" w:name="X01dbd2a17b58d17af4e4408d9b17f20f3863f4f"/>
+    <w:bookmarkEnd w:id="35"/>
+    <w:bookmarkStart w:id="36" w:name="X01dbd2a17b58d17af4e4408d9b17f20f3863f4f"/>
     <w:p>
       <w:pPr>
         <w:pStyle w:val="Heading3"/>
@@ -1095,8 +1174,8 @@
         <w:t xml:space="preserve">codebases, which created extended CI times.</w:t>
       </w:r>
     </w:p>
-    <w:bookmarkEnd w:id="34"/>
-    <w:bookmarkStart w:id="35" w:name="X8c12091597d36f9db29e2d666b5a9c4e93cef54"/>
+    <w:bookmarkEnd w:id="36"/>
+    <w:bookmarkStart w:id="37" w:name="X8c12091597d36f9db29e2d666b5a9c4e93cef54"/>
     <w:p>
       <w:pPr>
         <w:pStyle w:val="Heading3"/>
@@ -1119,9 +1198,9 @@
         <w:t xml:space="preserve">your ASVS register is always up to date.</w:t>
       </w:r>
     </w:p>
-    <w:bookmarkEnd w:id="35"/>
-    <w:bookmarkEnd w:id="36"/>
-    <w:bookmarkStart w:id="39" w:name="Xfc881a61c1b7e5edb382f7c2ee75f5a253033e1"/>
+    <w:bookmarkEnd w:id="37"/>
+    <w:bookmarkEnd w:id="38"/>
+    <w:bookmarkStart w:id="41" w:name="Xfc881a61c1b7e5edb382f7c2ee75f5a253033e1"/>
     <w:p>
       <w:pPr>
         <w:pStyle w:val="Heading2"/>
@@ -1140,7 +1219,7 @@
       <w:r>
         <w:t xml:space="preserve"> </w:t>
       </w:r>
-      <w:hyperlink r:id="rId37">
+      <w:hyperlink r:id="rId39">
         <w:r>
           <w:rPr>
             <w:rStyle w:val="Hyperlink"/>
@@ -1157,7 +1236,7 @@
       <w:r>
         <w:t xml:space="preserve"> </w:t>
       </w:r>
-      <w:hyperlink r:id="rId38">
+      <w:hyperlink r:id="rId40">
         <w:r>
           <w:rPr>
             <w:rStyle w:val="Hyperlink"/>
@@ -1169,8 +1248,8 @@
         <w:t xml:space="preserve">.</w:t>
       </w:r>
     </w:p>
-    <w:bookmarkEnd w:id="39"/>
-    <w:bookmarkStart w:id="42" w:name="X515c0360240f6cf4d0e8b129bb6b9d1475316e9"/>
+    <w:bookmarkEnd w:id="41"/>
+    <w:bookmarkStart w:id="44" w:name="X515c0360240f6cf4d0e8b129bb6b9d1475316e9"/>
     <w:p>
       <w:pPr>
         <w:pStyle w:val="Heading2"/>
@@ -1184,18 +1263,26 @@
         <w:pStyle w:val="FirstParagraph"/>
       </w:pPr>
       <w:r>
-        <w:t xml:space="preserve">Claude Code for Desktop contains an almost hidden method for your sessions to talk to each other.</w:t>
-      </w:r>
-      <w:r>
-        <w:t xml:space="preserve"> </w:t>
-      </w:r>
+        <w:t xml:space="preserve">Claude Code sessions can be configured to speak with each other. The method differs between sessions</w:t>
+      </w:r>
+      <w:r>
+        <w:t xml:space="preserve"> </w:t>
+      </w:r>
+      <w:r>
+        <w:t xml:space="preserve">inside of the desktop app and those in the VS Code extension.</w:t>
+      </w:r>
+    </w:p>
+    <w:p>
+      <w:pPr>
+        <w:pStyle w:val="BodyText"/>
+      </w:pPr>
       <w:r>
         <w:t xml:space="preserve">Combined with the coordination methods listed in</w:t>
       </w:r>
       <w:r>
         <w:t xml:space="preserve"> </w:t>
       </w:r>
-      <w:hyperlink r:id="rId40">
+      <w:hyperlink r:id="rId42">
         <w:r>
           <w:rPr>
             <w:rStyle w:val="Hyperlink"/>
@@ -1221,7 +1308,7 @@
       <w:r>
         <w:t xml:space="preserve"> </w:t>
       </w:r>
-      <w:hyperlink r:id="rId41">
+      <w:hyperlink r:id="rId43">
         <w:r>
           <w:rPr>
             <w:rStyle w:val="Hyperlink"/>
@@ -1230,8 +1317,8 @@
         </w:r>
       </w:hyperlink>
     </w:p>
-    <w:bookmarkEnd w:id="42"/>
-    <w:bookmarkStart w:id="44" w:name="X59739ce650e297ae022c956a66a1ad695ac4192"/>
+    <w:bookmarkEnd w:id="44"/>
+    <w:bookmarkStart w:id="46" w:name="X59739ce650e297ae022c956a66a1ad695ac4192"/>
     <w:p>
       <w:pPr>
         <w:pStyle w:val="Heading2"/>
@@ -1256,7 +1343,7 @@
       <w:r>
         <w:t xml:space="preserve"> </w:t>
       </w:r>
-      <w:hyperlink r:id="rId43">
+      <w:hyperlink r:id="rId45">
         <w:r>
           <w:rPr>
             <w:rStyle w:val="Hyperlink"/>
@@ -1265,8 +1352,8 @@
         </w:r>
       </w:hyperlink>
     </w:p>
-    <w:bookmarkEnd w:id="44"/>
-    <w:bookmarkStart w:id="46" w:name="X4e68ad135e57c05e0c49f806ccb0c45722a1de8"/>
+    <w:bookmarkEnd w:id="46"/>
+    <w:bookmarkStart w:id="48" w:name="X4e68ad135e57c05e0c49f806ccb0c45722a1de8"/>
     <w:p>
       <w:pPr>
         <w:pStyle w:val="Heading2"/>
@@ -1291,7 +1378,7 @@
       <w:r>
         <w:t xml:space="preserve"> </w:t>
       </w:r>
-      <w:hyperlink r:id="rId45">
+      <w:hyperlink r:id="rId47">
         <w:r>
           <w:rPr>
             <w:rStyle w:val="Hyperlink"/>
@@ -1303,8 +1390,8 @@
         <w:t xml:space="preserve">.</w:t>
       </w:r>
     </w:p>
-    <w:bookmarkEnd w:id="46"/>
-    <w:bookmarkEnd w:id="47"/>
+    <w:bookmarkEnd w:id="48"/>
+    <w:bookmarkEnd w:id="49"/>
     <w:sectPr>
       <w:footnotePr>
         <w:numRestart w:val="eachSect"/>
@@ -1504,36 +1591,6 @@
     <w:abstractNumId w:val="990"/>
   </w:num>
   <w:num w:numId="1001">
-    <w:abstractNumId w:val="99411"/>
-    <w:lvlOverride w:ilvl="0">
-      <w:startOverride w:val="1"/>
-    </w:lvlOverride>
-    <w:lvlOverride w:ilvl="1">
-      <w:startOverride w:val="1"/>
-    </w:lvlOverride>
-    <w:lvlOverride w:ilvl="2">
-      <w:startOverride w:val="1"/>
-    </w:lvlOverride>
-    <w:lvlOverride w:ilvl="3">
-      <w:startOverride w:val="1"/>
-    </w:lvlOverride>
-    <w:lvlOverride w:ilvl="4">
-      <w:startOverride w:val="1"/>
-    </w:lvlOverride>
-    <w:lvlOverride w:ilvl="5">
-      <w:startOverride w:val="1"/>
-    </w:lvlOverride>
-    <w:lvlOverride w:ilvl="6">
-      <w:startOverride w:val="1"/>
-    </w:lvlOverride>
-    <w:lvlOverride w:ilvl="7">
-      <w:startOverride w:val="1"/>
-    </w:lvlOverride>
-    <w:lvlOverride w:ilvl="8">
-      <w:startOverride w:val="1"/>
-    </w:lvlOverride>
-  </w:num>
-  <w:num w:numId="1002">
     <w:abstractNumId w:val="99411"/>
     <w:lvlOverride w:ilvl="0">
       <w:startOverride w:val="1"/>

--- a/docs/word/KORUS.docx
+++ b/docs/word/KORUS.docx
@@ -285,7 +285,7 @@
         </w:numPr>
       </w:pPr>
       <w:r>
-        <w:t xml:space="preserve">Set up four sessions:</w:t>
+        <w:t xml:space="preserve">Set up the sessions:</w:t>
       </w:r>
     </w:p>
     <w:p>
@@ -306,13 +306,13 @@
         <w:t xml:space="preserve"> </w:t>
       </w:r>
       <w:r>
-        <w:t xml:space="preserve">A dispatcher, which plans the build, tracks backlog, and dispatches work to the build</w:t>
-      </w:r>
-      <w:r>
-        <w:t xml:space="preserve"> </w:t>
-      </w:r>
-      <w:r>
-        <w:t xml:space="preserve">sessions.</w:t>
+        <w:t xml:space="preserve">A console, the one session you talk to. It reads the record, picks an item, writes a</w:t>
+      </w:r>
+      <w:r>
+        <w:t xml:space="preserve"> </w:t>
+      </w:r>
+      <w:r>
+        <w:t xml:space="preserve">short brief, and starts a builder for it.</w:t>
       </w:r>
     </w:p>
     <w:p>
@@ -333,7 +333,13 @@
         <w:t xml:space="preserve"> </w:t>
       </w:r>
       <w:r>
-        <w:t xml:space="preserve">Two build sessions, each running four sub-session build tasks.</w:t>
+        <w:t xml:space="preserve">A builder for each brief. It makes the change, commits, pushes, and opens the pull</w:t>
+      </w:r>
+      <w:r>
+        <w:t xml:space="preserve"> </w:t>
+      </w:r>
+      <w:r>
+        <w:t xml:space="preserve">request, then its process exits.</w:t>
       </w:r>
     </w:p>
     <w:p>
@@ -354,7 +360,7 @@
         <w:t xml:space="preserve"> </w:t>
       </w:r>
       <w:r>
-        <w:t xml:space="preserve">A lander session, which handles all external repo work (pushes, merges, etc.)</w:t>
+        <w:t xml:space="preserve">A lander session, which decides what enters the merge queue and in what order.</w:t>
       </w:r>
     </w:p>
     <w:p>
@@ -783,19 +789,19 @@
         <w:pStyle w:val="BodyText"/>
       </w:pPr>
       <w:r>
-        <w:t xml:space="preserve">The per-session usage limits are a key factor in my recommendations. If you run two build sessions</w:t>
-      </w:r>
-      <w:r>
-        <w:t xml:space="preserve"> </w:t>
-      </w:r>
-      <w:r>
-        <w:t xml:space="preserve">each executing four tasks at a time, you'll normally run under the session limits. You'll use up</w:t>
-      </w:r>
-      <w:r>
-        <w:t xml:space="preserve"> </w:t>
-      </w:r>
-      <w:r>
-        <w:t xml:space="preserve">your weekly limit in about two days.</w:t>
+        <w:t xml:space="preserve">The per-session usage limits are a key factor in my recommendations. If you keep about eight build</w:t>
+      </w:r>
+      <w:r>
+        <w:t xml:space="preserve"> </w:t>
+      </w:r>
+      <w:r>
+        <w:t xml:space="preserve">tasks running at a time, you'll normally run under the session limits. You'll use up your weekly</w:t>
+      </w:r>
+      <w:r>
+        <w:t xml:space="preserve"> </w:t>
+      </w:r>
+      <w:r>
+        <w:t xml:space="preserve">limit in about two days.</w:t>
       </w:r>
     </w:p>
     <w:p>
@@ -803,13 +809,13 @@
         <w:pStyle w:val="BodyText"/>
       </w:pPr>
       <w:r>
-        <w:t xml:space="preserve">You could split those eight build tasks into individual sessions, but that increases your</w:t>
-      </w:r>
-      <w:r>
-        <w:t xml:space="preserve"> </w:t>
-      </w:r>
-      <w:r>
-        <w:t xml:space="preserve">intersession communication costs.</w:t>
+        <w:t xml:space="preserve">Splitting those tasks into separate sessions costs some intersession communication. It costs</w:t>
+      </w:r>
+      <w:r>
+        <w:t xml:space="preserve"> </w:t>
+      </w:r>
+      <w:r>
+        <w:t xml:space="preserve">nothing to leave a session idle once it has ended its turn.</w:t>
       </w:r>
     </w:p>
     <w:p>
@@ -847,7 +853,7 @@
         <w:t xml:space="preserve"> </w:t>
       </w:r>
       <w:r>
-        <w:t xml:space="preserve">the Dispatcher session to create a plan for building down that backlog.</w:t>
+        <w:t xml:space="preserve">the console session to create a plan for building down that backlog.</w:t>
       </w:r>
     </w:p>
     <w:bookmarkEnd w:id="25"/>
@@ -874,7 +880,7 @@
         <w:pStyle w:val="FirstParagraph"/>
       </w:pPr>
       <w:r>
-        <w:t xml:space="preserve">Have Claude create ADR documents for each significant build. When you ask the Dispatcher session to</w:t>
+        <w:t xml:space="preserve">Have Claude create ADR documents for each significant build. When you ask the console session to</w:t>
       </w:r>
       <w:r>
         <w:t xml:space="preserve"> </w:t>
@@ -993,13 +999,13 @@
     </w:p>
     <w:bookmarkEnd w:id="29"/>
     <w:bookmarkEnd w:id="30"/>
-    <w:bookmarkStart w:id="38" w:name="X30e216b40d5487a7b4decc577bf996f2de1fa91"/>
+    <w:bookmarkStart w:id="38" w:name="X1a76c22eabcca111b8576e9e9f91a92506a584c"/>
     <w:p>
       <w:pPr>
         <w:pStyle w:val="Heading2"/>
       </w:pPr>
       <w:r>
-        <w:t xml:space="preserve">6. Four Concurrent Sessions</w:t>
+        <w:t xml:space="preserve">6. Each Session Does One Job</w:t>
       </w:r>
     </w:p>
     <w:p>
@@ -1032,16 +1038,16 @@
         <w:t xml:space="preserve"> </w:t>
       </w:r>
       <w:r>
-        <w:t xml:space="preserve">for each of the four sessions, the daily loop, and what to do when it goes wrong.</w:t>
-      </w:r>
-    </w:p>
-    <w:bookmarkStart w:id="31" w:name="X2664b1107f141208293172f468ff973f836e89d"/>
+        <w:t xml:space="preserve">for each session, the daily loop, and what to do when it goes wrong.</w:t>
+      </w:r>
+    </w:p>
+    <w:bookmarkStart w:id="31" w:name="Xa94288f7ae704dec490945374c87f7abe482367"/>
     <w:p>
       <w:pPr>
         <w:pStyle w:val="Heading3"/>
       </w:pPr>
       <w:r>
-        <w:t xml:space="preserve">6.1 Dispatcher session</w:t>
+        <w:t xml:space="preserve">6.1 Console session</w:t>
       </w:r>
     </w:p>
     <w:p>
@@ -1049,29 +1055,35 @@
         <w:pStyle w:val="FirstParagraph"/>
       </w:pPr>
       <w:r>
-        <w:t xml:space="preserve">Dispatcher creates the build plan and assigns the work to builder sessions. It doles out initial</w:t>
-      </w:r>
-      <w:r>
-        <w:t xml:space="preserve"> </w:t>
-      </w:r>
-      <w:r>
-        <w:t xml:space="preserve">work of about four tasks for each of the two build sessions. If a build session's task becomes</w:t>
-      </w:r>
-      <w:r>
-        <w:t xml:space="preserve"> </w:t>
-      </w:r>
-      <w:r>
-        <w:t xml:space="preserve">blocked, the dispatcher takes back the task and updates the backlog.</w:t>
+        <w:t xml:space="preserve">The console is the only session you talk to. It reads the record, picks an item, writes a short</w:t>
+      </w:r>
+      <w:r>
+        <w:t xml:space="preserve"> </w:t>
+      </w:r>
+      <w:r>
+        <w:t xml:space="preserve">brief, and starts a builder for it. It then polls for state instead of waiting on a message. If a</w:t>
+      </w:r>
+      <w:r>
+        <w:t xml:space="preserve"> </w:t>
+      </w:r>
+      <w:r>
+        <w:t xml:space="preserve">builder hits a question its brief did not answer, the builder writes the question back to the</w:t>
+      </w:r>
+      <w:r>
+        <w:t xml:space="preserve"> </w:t>
+      </w:r>
+      <w:r>
+        <w:t xml:space="preserve">console and stops, and the console starts a fresh builder with a better brief.</w:t>
       </w:r>
     </w:p>
     <w:bookmarkEnd w:id="31"/>
-    <w:bookmarkStart w:id="35" w:name="X98abaa3de7bc27b390431e0d7d3af8af798856e"/>
+    <w:bookmarkStart w:id="35" w:name="Xe3bf01049453ff15c210d2be20817c172d98756"/>
     <w:p>
       <w:pPr>
         <w:pStyle w:val="Heading3"/>
       </w:pPr>
       <w:r>
-        <w:t xml:space="preserve">6.2 Two build sessions</w:t>
+        <w:t xml:space="preserve">6.2 Builder sessions</w:t>
       </w:r>
     </w:p>
     <w:p>
@@ -1079,7 +1091,19 @@
         <w:pStyle w:val="FirstParagraph"/>
       </w:pPr>
       <w:r>
-        <w:t xml:space="preserve">Each build session tackles about four tasks as sub-sessions/workflows/agents.</w:t>
+        <w:t xml:space="preserve">A builder takes one brief and runs it to a pull request: the change, the commit, the push, and the</w:t>
+      </w:r>
+      <w:r>
+        <w:t xml:space="preserve"> </w:t>
+      </w:r>
+      <w:r>
+        <w:t xml:space="preserve">PR. Then its process exits. It never guesses at what the brief left open, and it never waits for an</w:t>
+      </w:r>
+      <w:r>
+        <w:t xml:space="preserve"> </w:t>
+      </w:r>
+      <w:r>
+        <w:t xml:space="preserve">answer.</w:t>
       </w:r>
     </w:p>
     <w:p>
@@ -1107,7 +1131,7 @@
         <w:t xml:space="preserve"> </w:t>
       </w:r>
       <w:r>
-        <w:t xml:space="preserve">which may be a significant enhancement once it is out of beta. For now, your build sessions will use</w:t>
+        <w:t xml:space="preserve">which may be a significant enhancement once it is out of beta. For now, your builders will use</w:t>
       </w:r>
       <w:r>
         <w:t xml:space="preserve"> </w:t>
@@ -1153,7 +1177,7 @@
         <w:pStyle w:val="FirstParagraph"/>
       </w:pPr>
       <w:r>
-        <w:t xml:space="preserve">Lander handles all external git repo work, including pushing and merging. It should have</w:t>
+        <w:t xml:space="preserve">Lander decides what enters the merge queue and in what order, and it merge-forwards. It should have</w:t>
       </w:r>
       <w:r>
         <w:t xml:space="preserve"> </w:t>
@@ -1171,17 +1195,23 @@
         <w:t xml:space="preserve"> </w:t>
       </w:r>
       <w:r>
-        <w:t xml:space="preserve">codebases, which created extended CI times.</w:t>
+        <w:t xml:space="preserve">codebases, which created extended CI times. It will not merge a pull request that no reviewer has</w:t>
+      </w:r>
+      <w:r>
+        <w:t xml:space="preserve"> </w:t>
+      </w:r>
+      <w:r>
+        <w:t xml:space="preserve">labelled.</w:t>
       </w:r>
     </w:p>
     <w:bookmarkEnd w:id="36"/>
-    <w:bookmarkStart w:id="37" w:name="X8c12091597d36f9db29e2d666b5a9c4e93cef54"/>
+    <w:bookmarkStart w:id="37" w:name="X88dbc1b726c4228ef8af1f19f170eee122c831c"/>
     <w:p>
       <w:pPr>
         <w:pStyle w:val="Heading3"/>
       </w:pPr>
       <w:r>
-        <w:t xml:space="preserve">6.4 ASVS monitor session</w:t>
+        <w:t xml:space="preserve">6.4 Reviewer session</w:t>
       </w:r>
     </w:p>
     <w:p>
@@ -1189,13 +1219,27 @@
         <w:pStyle w:val="FirstParagraph"/>
       </w:pPr>
       <w:r>
-        <w:t xml:space="preserve">This is an extra concurrent session used when following the OWASP ASVS framework. It ensures that</w:t>
-      </w:r>
-      <w:r>
-        <w:t xml:space="preserve"> </w:t>
-      </w:r>
-      <w:r>
-        <w:t xml:space="preserve">your ASVS register is always up to date.</w:t>
+        <w:t xml:space="preserve">This section used to describe an ASVS monitor session, which was retired on 2026-09-01.</w:t>
+      </w:r>
+    </w:p>
+    <w:p>
+      <w:pPr>
+        <w:pStyle w:val="BodyText"/>
+      </w:pPr>
+      <w:r>
+        <w:t xml:space="preserve">Start a reviewer for each pull request. It reads the diff. On a pass it applies the reviewed label</w:t>
+      </w:r>
+      <w:r>
+        <w:t xml:space="preserve"> </w:t>
+      </w:r>
+      <w:r>
+        <w:t xml:space="preserve">and posts the head SHA it read, so you can tell which version was actually looked at. On a fail it</w:t>
+      </w:r>
+      <w:r>
+        <w:t xml:space="preserve"> </w:t>
+      </w:r>
+      <w:r>
+        <w:t xml:space="preserve">posts the findings on the pull request, for whichever builder comes next. A reviewer never merges.</w:t>
       </w:r>
     </w:p>
     <w:bookmarkEnd w:id="37"/>
@@ -1297,13 +1341,13 @@
         <w:t xml:space="preserve"> </w:t>
       </w:r>
       <w:r>
-        <w:t xml:space="preserve">project without conflict -- mostly. When there is a conflict, the build sessions can talk with the</w:t>
-      </w:r>
-      <w:r>
-        <w:t xml:space="preserve"> </w:t>
-      </w:r>
-      <w:r>
-        <w:t xml:space="preserve">Lander and Dispatcher and find solutions. Also see</w:t>
+        <w:t xml:space="preserve">project without conflict -- mostly. When there is a conflict, a builder writes the problem to the</w:t>
+      </w:r>
+      <w:r>
+        <w:t xml:space="preserve"> </w:t>
+      </w:r>
+      <w:r>
+        <w:t xml:space="preserve">console rather than guessing, and the console decides what happens next. Also see</w:t>
       </w:r>
       <w:r>
         <w:t xml:space="preserve"> </w:t>

--- a/docs/word/KORUS.docx
+++ b/docs/word/KORUS.docx
@@ -28,7 +28,7 @@
         </w:p>
       </w:sdtContent>
     </w:sdt>
-    <w:bookmarkStart w:id="49" w:name="X382953dc9020c52bd9e5db31c5a25e22d4afae5"/>
+    <w:bookmarkStart w:id="50" w:name="X382953dc9020c52bd9e5db31c5a25e22d4afae5"/>
     <w:p>
       <w:pPr>
         <w:pStyle w:val="Heading1"/>
@@ -999,7 +999,7 @@
     </w:p>
     <w:bookmarkEnd w:id="29"/>
     <w:bookmarkEnd w:id="30"/>
-    <w:bookmarkStart w:id="38" w:name="X1a76c22eabcca111b8576e9e9f91a92506a584c"/>
+    <w:bookmarkStart w:id="39" w:name="X1a76c22eabcca111b8576e9e9f91a92506a584c"/>
     <w:p>
       <w:pPr>
         <w:pStyle w:val="Heading2"/>
@@ -1243,8 +1243,74 @@
       </w:r>
     </w:p>
     <w:bookmarkEnd w:id="37"/>
+    <w:bookmarkStart w:id="38" w:name="Xff877a136a022849bae3f06d835c670cea10db0"/>
+    <w:p>
+      <w:pPr>
+        <w:pStyle w:val="Heading3"/>
+      </w:pPr>
+      <w:r>
+        <w:t xml:space="preserve">6.5 Regulator session</w:t>
+      </w:r>
+    </w:p>
+    <w:p>
+      <w:pPr>
+        <w:pStyle w:val="FirstParagraph"/>
+      </w:pPr>
+      <w:r>
+        <w:t xml:space="preserve">Start a regulator when a required check goes red. Its job is deciding whose failure it is: the</w:t>
+      </w:r>
+      <w:r>
+        <w:t xml:space="preserve"> </w:t>
+      </w:r>
+      <w:r>
+        <w:t xml:space="preserve">pull request's, the trunk's, a flake's, or the queue's. Only the first is a builder's to fix.</w:t>
+      </w:r>
+      <w:r>
+        <w:t xml:space="preserve"> </w:t>
+      </w:r>
+      <w:r>
+        <w:t xml:space="preserve">Sending the other three back is the mistake it prevents. It has no memory of earlier reds, so</w:t>
+      </w:r>
+      <w:r>
+        <w:t xml:space="preserve"> </w:t>
+      </w:r>
+      <w:r>
+        <w:t xml:space="preserve">it keeps a log.</w:t>
+      </w:r>
+    </w:p>
+    <w:p>
+      <w:pPr>
+        <w:pStyle w:val="BodyText"/>
+      </w:pPr>
+      <w:r>
+        <w:rPr>
+          <w:b/>
+          <w:bCs/>
+        </w:rPr>
+        <w:t xml:space="preserve">A steward is not on this list, because it is not a session.</w:t>
+      </w:r>
+      <w:r>
+        <w:t xml:space="preserve"> </w:t>
+      </w:r>
+      <w:r>
+        <w:t xml:space="preserve">It is a cron with no model calls.</w:t>
+      </w:r>
+      <w:r>
+        <w:t xml:space="preserve"> </w:t>
+      </w:r>
+      <w:r>
+        <w:t xml:space="preserve">It reads account usage and names the account with headroom, and it cannot interrupt a session</w:t>
+      </w:r>
+      <w:r>
+        <w:t xml:space="preserve"> </w:t>
+      </w:r>
+      <w:r>
+        <w:t xml:space="preserve">that is already running.</w:t>
+      </w:r>
+    </w:p>
     <w:bookmarkEnd w:id="38"/>
-    <w:bookmarkStart w:id="41" w:name="Xfc881a61c1b7e5edb382f7c2ee75f5a253033e1"/>
+    <w:bookmarkEnd w:id="39"/>
+    <w:bookmarkStart w:id="42" w:name="Xfc881a61c1b7e5edb382f7c2ee75f5a253033e1"/>
     <w:p>
       <w:pPr>
         <w:pStyle w:val="Heading2"/>
@@ -1263,7 +1329,7 @@
       <w:r>
         <w:t xml:space="preserve"> </w:t>
       </w:r>
-      <w:hyperlink r:id="rId39">
+      <w:hyperlink r:id="rId40">
         <w:r>
           <w:rPr>
             <w:rStyle w:val="Hyperlink"/>
@@ -1280,7 +1346,7 @@
       <w:r>
         <w:t xml:space="preserve"> </w:t>
       </w:r>
-      <w:hyperlink r:id="rId40">
+      <w:hyperlink r:id="rId41">
         <w:r>
           <w:rPr>
             <w:rStyle w:val="Hyperlink"/>
@@ -1292,8 +1358,8 @@
         <w:t xml:space="preserve">.</w:t>
       </w:r>
     </w:p>
-    <w:bookmarkEnd w:id="41"/>
-    <w:bookmarkStart w:id="44" w:name="X515c0360240f6cf4d0e8b129bb6b9d1475316e9"/>
+    <w:bookmarkEnd w:id="42"/>
+    <w:bookmarkStart w:id="45" w:name="X515c0360240f6cf4d0e8b129bb6b9d1475316e9"/>
     <w:p>
       <w:pPr>
         <w:pStyle w:val="Heading2"/>
@@ -1326,7 +1392,7 @@
       <w:r>
         <w:t xml:space="preserve"> </w:t>
       </w:r>
-      <w:hyperlink r:id="rId42">
+      <w:hyperlink r:id="rId43">
         <w:r>
           <w:rPr>
             <w:rStyle w:val="Hyperlink"/>
@@ -1352,7 +1418,7 @@
       <w:r>
         <w:t xml:space="preserve"> </w:t>
       </w:r>
-      <w:hyperlink r:id="rId43">
+      <w:hyperlink r:id="rId44">
         <w:r>
           <w:rPr>
             <w:rStyle w:val="Hyperlink"/>
@@ -1361,8 +1427,8 @@
         </w:r>
       </w:hyperlink>
     </w:p>
-    <w:bookmarkEnd w:id="44"/>
-    <w:bookmarkStart w:id="46" w:name="X59739ce650e297ae022c956a66a1ad695ac4192"/>
+    <w:bookmarkEnd w:id="45"/>
+    <w:bookmarkStart w:id="47" w:name="X59739ce650e297ae022c956a66a1ad695ac4192"/>
     <w:p>
       <w:pPr>
         <w:pStyle w:val="Heading2"/>
@@ -1387,7 +1453,7 @@
       <w:r>
         <w:t xml:space="preserve"> </w:t>
       </w:r>
-      <w:hyperlink r:id="rId45">
+      <w:hyperlink r:id="rId46">
         <w:r>
           <w:rPr>
             <w:rStyle w:val="Hyperlink"/>
@@ -1396,8 +1462,8 @@
         </w:r>
       </w:hyperlink>
     </w:p>
-    <w:bookmarkEnd w:id="46"/>
-    <w:bookmarkStart w:id="48" w:name="X4e68ad135e57c05e0c49f806ccb0c45722a1de8"/>
+    <w:bookmarkEnd w:id="47"/>
+    <w:bookmarkStart w:id="49" w:name="X4e68ad135e57c05e0c49f806ccb0c45722a1de8"/>
     <w:p>
       <w:pPr>
         <w:pStyle w:val="Heading2"/>
@@ -1422,7 +1488,7 @@
       <w:r>
         <w:t xml:space="preserve"> </w:t>
       </w:r>
-      <w:hyperlink r:id="rId47">
+      <w:hyperlink r:id="rId48">
         <w:r>
           <w:rPr>
             <w:rStyle w:val="Hyperlink"/>
@@ -1434,8 +1500,8 @@
         <w:t xml:space="preserve">.</w:t>
       </w:r>
     </w:p>
-    <w:bookmarkEnd w:id="48"/>
     <w:bookmarkEnd w:id="49"/>
+    <w:bookmarkEnd w:id="50"/>
     <w:sectPr>
       <w:footnotePr>
         <w:numRestart w:val="eachSect"/>

--- a/docs/word/KORUS.docx
+++ b/docs/word/KORUS.docx
@@ -28,7 +28,7 @@
         </w:p>
       </w:sdtContent>
     </w:sdt>
-    <w:bookmarkStart w:id="49" w:name="X382953dc9020c52bd9e5db31c5a25e22d4afae5"/>
+    <w:bookmarkStart w:id="50" w:name="X382953dc9020c52bd9e5db31c5a25e22d4afae5"/>
     <w:p>
       <w:pPr>
         <w:pStyle w:val="Heading1"/>
@@ -285,7 +285,7 @@
         </w:numPr>
       </w:pPr>
       <w:r>
-        <w:t xml:space="preserve">Set up four sessions:</w:t>
+        <w:t xml:space="preserve">Set up the sessions:</w:t>
       </w:r>
     </w:p>
     <w:p>
@@ -306,13 +306,13 @@
         <w:t xml:space="preserve"> </w:t>
       </w:r>
       <w:r>
-        <w:t xml:space="preserve">A dispatcher, which plans the build, tracks backlog, and dispatches work to the build</w:t>
-      </w:r>
-      <w:r>
-        <w:t xml:space="preserve"> </w:t>
-      </w:r>
-      <w:r>
-        <w:t xml:space="preserve">sessions.</w:t>
+        <w:t xml:space="preserve">A console, the one session you talk to. It reads the record, picks an item, writes a</w:t>
+      </w:r>
+      <w:r>
+        <w:t xml:space="preserve"> </w:t>
+      </w:r>
+      <w:r>
+        <w:t xml:space="preserve">short brief, and starts a builder for it.</w:t>
       </w:r>
     </w:p>
     <w:p>
@@ -333,7 +333,13 @@
         <w:t xml:space="preserve"> </w:t>
       </w:r>
       <w:r>
-        <w:t xml:space="preserve">Two build sessions, each running four sub-session build tasks.</w:t>
+        <w:t xml:space="preserve">A builder for each brief. It makes the change, commits, pushes, and opens the pull</w:t>
+      </w:r>
+      <w:r>
+        <w:t xml:space="preserve"> </w:t>
+      </w:r>
+      <w:r>
+        <w:t xml:space="preserve">request, then its process exits.</w:t>
       </w:r>
     </w:p>
     <w:p>
@@ -354,7 +360,7 @@
         <w:t xml:space="preserve"> </w:t>
       </w:r>
       <w:r>
-        <w:t xml:space="preserve">A lander session, which handles all external repo work (pushes, merges, etc.)</w:t>
+        <w:t xml:space="preserve">A lander session, which decides what enters the merge queue and in what order.</w:t>
       </w:r>
     </w:p>
     <w:p>
@@ -783,19 +789,19 @@
         <w:pStyle w:val="BodyText"/>
       </w:pPr>
       <w:r>
-        <w:t xml:space="preserve">The per-session usage limits are a key factor in my recommendations. If you run two build sessions</w:t>
-      </w:r>
-      <w:r>
-        <w:t xml:space="preserve"> </w:t>
-      </w:r>
-      <w:r>
-        <w:t xml:space="preserve">each executing four tasks at a time, you'll normally run under the session limits. You'll use up</w:t>
-      </w:r>
-      <w:r>
-        <w:t xml:space="preserve"> </w:t>
-      </w:r>
-      <w:r>
-        <w:t xml:space="preserve">your weekly limit in about two days.</w:t>
+        <w:t xml:space="preserve">The per-session usage limits are a key factor in my recommendations. If you keep about eight build</w:t>
+      </w:r>
+      <w:r>
+        <w:t xml:space="preserve"> </w:t>
+      </w:r>
+      <w:r>
+        <w:t xml:space="preserve">tasks running at a time, you'll normally run under the session limits. You'll use up your weekly</w:t>
+      </w:r>
+      <w:r>
+        <w:t xml:space="preserve"> </w:t>
+      </w:r>
+      <w:r>
+        <w:t xml:space="preserve">limit in about two days.</w:t>
       </w:r>
     </w:p>
     <w:p>
@@ -803,13 +809,13 @@
         <w:pStyle w:val="BodyText"/>
       </w:pPr>
       <w:r>
-        <w:t xml:space="preserve">You could split those eight build tasks into individual sessions, but that increases your</w:t>
-      </w:r>
-      <w:r>
-        <w:t xml:space="preserve"> </w:t>
-      </w:r>
-      <w:r>
-        <w:t xml:space="preserve">intersession communication costs.</w:t>
+        <w:t xml:space="preserve">Splitting those tasks into separate sessions costs some intersession communication. It costs</w:t>
+      </w:r>
+      <w:r>
+        <w:t xml:space="preserve"> </w:t>
+      </w:r>
+      <w:r>
+        <w:t xml:space="preserve">nothing to leave a session idle once it has ended its turn.</w:t>
       </w:r>
     </w:p>
     <w:p>
@@ -847,7 +853,7 @@
         <w:t xml:space="preserve"> </w:t>
       </w:r>
       <w:r>
-        <w:t xml:space="preserve">the Dispatcher session to create a plan for building down that backlog.</w:t>
+        <w:t xml:space="preserve">the console session to create a plan for building down that backlog.</w:t>
       </w:r>
     </w:p>
     <w:bookmarkEnd w:id="25"/>
@@ -874,7 +880,7 @@
         <w:pStyle w:val="FirstParagraph"/>
       </w:pPr>
       <w:r>
-        <w:t xml:space="preserve">Have Claude create ADR documents for each significant build. When you ask the Dispatcher session to</w:t>
+        <w:t xml:space="preserve">Have Claude create ADR documents for each significant build. When you ask the console session to</w:t>
       </w:r>
       <w:r>
         <w:t xml:space="preserve"> </w:t>
@@ -993,13 +999,13 @@
     </w:p>
     <w:bookmarkEnd w:id="29"/>
     <w:bookmarkEnd w:id="30"/>
-    <w:bookmarkStart w:id="38" w:name="X30e216b40d5487a7b4decc577bf996f2de1fa91"/>
+    <w:bookmarkStart w:id="39" w:name="X1a76c22eabcca111b8576e9e9f91a92506a584c"/>
     <w:p>
       <w:pPr>
         <w:pStyle w:val="Heading2"/>
       </w:pPr>
       <w:r>
-        <w:t xml:space="preserve">6. Four Concurrent Sessions</w:t>
+        <w:t xml:space="preserve">6. Each Session Does One Job</w:t>
       </w:r>
     </w:p>
     <w:p>
@@ -1032,16 +1038,16 @@
         <w:t xml:space="preserve"> </w:t>
       </w:r>
       <w:r>
-        <w:t xml:space="preserve">for each of the four sessions, the daily loop, and what to do when it goes wrong.</w:t>
-      </w:r>
-    </w:p>
-    <w:bookmarkStart w:id="31" w:name="X2664b1107f141208293172f468ff973f836e89d"/>
+        <w:t xml:space="preserve">for each session, the daily loop, and what to do when it goes wrong.</w:t>
+      </w:r>
+    </w:p>
+    <w:bookmarkStart w:id="31" w:name="Xa94288f7ae704dec490945374c87f7abe482367"/>
     <w:p>
       <w:pPr>
         <w:pStyle w:val="Heading3"/>
       </w:pPr>
       <w:r>
-        <w:t xml:space="preserve">6.1 Dispatcher session</w:t>
+        <w:t xml:space="preserve">6.1 Console session</w:t>
       </w:r>
     </w:p>
     <w:p>
@@ -1049,29 +1055,35 @@
         <w:pStyle w:val="FirstParagraph"/>
       </w:pPr>
       <w:r>
-        <w:t xml:space="preserve">Dispatcher creates the build plan and assigns the work to builder sessions. It doles out initial</w:t>
-      </w:r>
-      <w:r>
-        <w:t xml:space="preserve"> </w:t>
-      </w:r>
-      <w:r>
-        <w:t xml:space="preserve">work of about four tasks for each of the two build sessions. If a build session's task becomes</w:t>
-      </w:r>
-      <w:r>
-        <w:t xml:space="preserve"> </w:t>
-      </w:r>
-      <w:r>
-        <w:t xml:space="preserve">blocked, the dispatcher takes back the task and updates the backlog.</w:t>
+        <w:t xml:space="preserve">The console is the only session you talk to. It reads the record, picks an item, writes a short</w:t>
+      </w:r>
+      <w:r>
+        <w:t xml:space="preserve"> </w:t>
+      </w:r>
+      <w:r>
+        <w:t xml:space="preserve">brief, and starts a builder for it. It then polls for state instead of waiting on a message. If a</w:t>
+      </w:r>
+      <w:r>
+        <w:t xml:space="preserve"> </w:t>
+      </w:r>
+      <w:r>
+        <w:t xml:space="preserve">builder hits a question its brief did not answer, the builder writes the question back to the</w:t>
+      </w:r>
+      <w:r>
+        <w:t xml:space="preserve"> </w:t>
+      </w:r>
+      <w:r>
+        <w:t xml:space="preserve">console and stops, and the console starts a fresh builder with a better brief.</w:t>
       </w:r>
     </w:p>
     <w:bookmarkEnd w:id="31"/>
-    <w:bookmarkStart w:id="35" w:name="X98abaa3de7bc27b390431e0d7d3af8af798856e"/>
+    <w:bookmarkStart w:id="35" w:name="Xe3bf01049453ff15c210d2be20817c172d98756"/>
     <w:p>
       <w:pPr>
         <w:pStyle w:val="Heading3"/>
       </w:pPr>
       <w:r>
-        <w:t xml:space="preserve">6.2 Two build sessions</w:t>
+        <w:t xml:space="preserve">6.2 Builder sessions</w:t>
       </w:r>
     </w:p>
     <w:p>
@@ -1079,7 +1091,19 @@
         <w:pStyle w:val="FirstParagraph"/>
       </w:pPr>
       <w:r>
-        <w:t xml:space="preserve">Each build session tackles about four tasks as sub-sessions/workflows/agents.</w:t>
+        <w:t xml:space="preserve">A builder takes one brief and runs it to a pull request: the change, the commit, the push, and the</w:t>
+      </w:r>
+      <w:r>
+        <w:t xml:space="preserve"> </w:t>
+      </w:r>
+      <w:r>
+        <w:t xml:space="preserve">PR. Then its process exits. It never guesses at what the brief left open, and it never waits for an</w:t>
+      </w:r>
+      <w:r>
+        <w:t xml:space="preserve"> </w:t>
+      </w:r>
+      <w:r>
+        <w:t xml:space="preserve">answer.</w:t>
       </w:r>
     </w:p>
     <w:p>
@@ -1107,7 +1131,7 @@
         <w:t xml:space="preserve"> </w:t>
       </w:r>
       <w:r>
-        <w:t xml:space="preserve">which may be a significant enhancement once it is out of beta. For now, your build sessions will use</w:t>
+        <w:t xml:space="preserve">which may be a significant enhancement once it is out of beta. For now, your builders will use</w:t>
       </w:r>
       <w:r>
         <w:t xml:space="preserve"> </w:t>
@@ -1153,7 +1177,7 @@
         <w:pStyle w:val="FirstParagraph"/>
       </w:pPr>
       <w:r>
-        <w:t xml:space="preserve">Lander handles all external git repo work, including pushing and merging. It should have</w:t>
+        <w:t xml:space="preserve">Lander decides what enters the merge queue and in what order, and it merge-forwards. It should have</w:t>
       </w:r>
       <w:r>
         <w:t xml:space="preserve"> </w:t>
@@ -1171,17 +1195,23 @@
         <w:t xml:space="preserve"> </w:t>
       </w:r>
       <w:r>
-        <w:t xml:space="preserve">codebases, which created extended CI times.</w:t>
+        <w:t xml:space="preserve">codebases, which created extended CI times. It will not merge a pull request that no reviewer has</w:t>
+      </w:r>
+      <w:r>
+        <w:t xml:space="preserve"> </w:t>
+      </w:r>
+      <w:r>
+        <w:t xml:space="preserve">labelled.</w:t>
       </w:r>
     </w:p>
     <w:bookmarkEnd w:id="36"/>
-    <w:bookmarkStart w:id="37" w:name="X8c12091597d36f9db29e2d666b5a9c4e93cef54"/>
+    <w:bookmarkStart w:id="37" w:name="X88dbc1b726c4228ef8af1f19f170eee122c831c"/>
     <w:p>
       <w:pPr>
         <w:pStyle w:val="Heading3"/>
       </w:pPr>
       <w:r>
-        <w:t xml:space="preserve">6.4 ASVS monitor session</w:t>
+        <w:t xml:space="preserve">6.4 Reviewer session</w:t>
       </w:r>
     </w:p>
     <w:p>
@@ -1189,18 +1219,98 @@
         <w:pStyle w:val="FirstParagraph"/>
       </w:pPr>
       <w:r>
-        <w:t xml:space="preserve">This is an extra concurrent session used when following the OWASP ASVS framework. It ensures that</w:t>
-      </w:r>
-      <w:r>
-        <w:t xml:space="preserve"> </w:t>
-      </w:r>
-      <w:r>
-        <w:t xml:space="preserve">your ASVS register is always up to date.</w:t>
+        <w:t xml:space="preserve">This section used to describe an ASVS monitor session, which was retired on 2026-09-01.</w:t>
+      </w:r>
+    </w:p>
+    <w:p>
+      <w:pPr>
+        <w:pStyle w:val="BodyText"/>
+      </w:pPr>
+      <w:r>
+        <w:t xml:space="preserve">Start a reviewer for each pull request. It reads the diff. On a pass it applies the reviewed label</w:t>
+      </w:r>
+      <w:r>
+        <w:t xml:space="preserve"> </w:t>
+      </w:r>
+      <w:r>
+        <w:t xml:space="preserve">and posts the head SHA it read, so you can tell which version was actually looked at. On a fail it</w:t>
+      </w:r>
+      <w:r>
+        <w:t xml:space="preserve"> </w:t>
+      </w:r>
+      <w:r>
+        <w:t xml:space="preserve">posts the findings on the pull request, for whichever builder comes next. A reviewer never merges.</w:t>
       </w:r>
     </w:p>
     <w:bookmarkEnd w:id="37"/>
+    <w:bookmarkStart w:id="38" w:name="Xff877a136a022849bae3f06d835c670cea10db0"/>
+    <w:p>
+      <w:pPr>
+        <w:pStyle w:val="Heading3"/>
+      </w:pPr>
+      <w:r>
+        <w:t xml:space="preserve">6.5 Regulator session</w:t>
+      </w:r>
+    </w:p>
+    <w:p>
+      <w:pPr>
+        <w:pStyle w:val="FirstParagraph"/>
+      </w:pPr>
+      <w:r>
+        <w:t xml:space="preserve">Start a regulator when a required check goes red. Its job is deciding whose failure it is: the</w:t>
+      </w:r>
+      <w:r>
+        <w:t xml:space="preserve"> </w:t>
+      </w:r>
+      <w:r>
+        <w:t xml:space="preserve">pull request's, the trunk's, a flake's, or the queue's. Only the first is a builder's to fix.</w:t>
+      </w:r>
+      <w:r>
+        <w:t xml:space="preserve"> </w:t>
+      </w:r>
+      <w:r>
+        <w:t xml:space="preserve">Sending the other three back is the mistake it prevents. It has no memory of earlier reds, so</w:t>
+      </w:r>
+      <w:r>
+        <w:t xml:space="preserve"> </w:t>
+      </w:r>
+      <w:r>
+        <w:t xml:space="preserve">it keeps a log.</w:t>
+      </w:r>
+    </w:p>
+    <w:p>
+      <w:pPr>
+        <w:pStyle w:val="BodyText"/>
+      </w:pPr>
+      <w:r>
+        <w:rPr>
+          <w:b/>
+          <w:bCs/>
+        </w:rPr>
+        <w:t xml:space="preserve">A steward is not on this list, because it is not a session.</w:t>
+      </w:r>
+      <w:r>
+        <w:t xml:space="preserve"> </w:t>
+      </w:r>
+      <w:r>
+        <w:t xml:space="preserve">It is a cron with no model calls.</w:t>
+      </w:r>
+      <w:r>
+        <w:t xml:space="preserve"> </w:t>
+      </w:r>
+      <w:r>
+        <w:t xml:space="preserve">It reads account usage and names the account with headroom, and it cannot interrupt a session</w:t>
+      </w:r>
+      <w:r>
+        <w:t xml:space="preserve"> </w:t>
+      </w:r>
+      <w:r>
+        <w:t xml:space="preserve">that is already running.</w:t>
+      </w:r>
+    </w:p>
     <w:bookmarkEnd w:id="38"/>
-    <w:bookmarkStart w:id="41" w:name="Xfc881a61c1b7e5edb382f7c2ee75f5a253033e1"/>
+    <w:bookmarkEnd w:id="39"/>
+    <w:bookmarkStart w:id="42" w:name="Xfc881a61c1b7e5edb382f7c2ee75f5a253033e1"/>
     <w:p>
       <w:pPr>
         <w:pStyle w:val="Heading2"/>
@@ -1219,7 +1329,7 @@
       <w:r>
         <w:t xml:space="preserve"> </w:t>
       </w:r>
-      <w:hyperlink r:id="rId39">
+      <w:hyperlink r:id="rId40">
         <w:r>
           <w:rPr>
             <w:rStyle w:val="Hyperlink"/>
@@ -1236,7 +1346,7 @@
       <w:r>
         <w:t xml:space="preserve"> </w:t>
       </w:r>
-      <w:hyperlink r:id="rId40">
+      <w:hyperlink r:id="rId41">
         <w:r>
           <w:rPr>
             <w:rStyle w:val="Hyperlink"/>
@@ -1248,8 +1358,8 @@
         <w:t xml:space="preserve">.</w:t>
       </w:r>
     </w:p>
-    <w:bookmarkEnd w:id="41"/>
-    <w:bookmarkStart w:id="44" w:name="X515c0360240f6cf4d0e8b129bb6b9d1475316e9"/>
+    <w:bookmarkEnd w:id="42"/>
+    <w:bookmarkStart w:id="45" w:name="X515c0360240f6cf4d0e8b129bb6b9d1475316e9"/>
     <w:p>
       <w:pPr>
         <w:pStyle w:val="Heading2"/>
@@ -1282,7 +1392,7 @@
       <w:r>
         <w:t xml:space="preserve"> </w:t>
       </w:r>
-      <w:hyperlink r:id="rId42">
+      <w:hyperlink r:id="rId43">
         <w:r>
           <w:rPr>
             <w:rStyle w:val="Hyperlink"/>
@@ -1297,18 +1407,18 @@
         <w:t xml:space="preserve"> </w:t>
       </w:r>
       <w:r>
-        <w:t xml:space="preserve">project without conflict -- mostly. When there is a conflict, the build sessions can talk with the</w:t>
-      </w:r>
-      <w:r>
-        <w:t xml:space="preserve"> </w:t>
-      </w:r>
-      <w:r>
-        <w:t xml:space="preserve">Lander and Dispatcher and find solutions. Also see</w:t>
-      </w:r>
-      <w:r>
-        <w:t xml:space="preserve"> </w:t>
-      </w:r>
-      <w:hyperlink r:id="rId43">
+        <w:t xml:space="preserve">project without conflict -- mostly. When there is a conflict, a builder writes the problem to the</w:t>
+      </w:r>
+      <w:r>
+        <w:t xml:space="preserve"> </w:t>
+      </w:r>
+      <w:r>
+        <w:t xml:space="preserve">console rather than guessing, and the console decides what happens next. Also see</w:t>
+      </w:r>
+      <w:r>
+        <w:t xml:space="preserve"> </w:t>
+      </w:r>
+      <w:hyperlink r:id="rId44">
         <w:r>
           <w:rPr>
             <w:rStyle w:val="Hyperlink"/>
@@ -1317,8 +1427,8 @@
         </w:r>
       </w:hyperlink>
     </w:p>
-    <w:bookmarkEnd w:id="44"/>
-    <w:bookmarkStart w:id="46" w:name="X59739ce650e297ae022c956a66a1ad695ac4192"/>
+    <w:bookmarkEnd w:id="45"/>
+    <w:bookmarkStart w:id="47" w:name="X59739ce650e297ae022c956a66a1ad695ac4192"/>
     <w:p>
       <w:pPr>
         <w:pStyle w:val="Heading2"/>
@@ -1343,7 +1453,7 @@
       <w:r>
         <w:t xml:space="preserve"> </w:t>
       </w:r>
-      <w:hyperlink r:id="rId45">
+      <w:hyperlink r:id="rId46">
         <w:r>
           <w:rPr>
             <w:rStyle w:val="Hyperlink"/>
@@ -1352,8 +1462,8 @@
         </w:r>
       </w:hyperlink>
     </w:p>
-    <w:bookmarkEnd w:id="46"/>
-    <w:bookmarkStart w:id="48" w:name="X4e68ad135e57c05e0c49f806ccb0c45722a1de8"/>
+    <w:bookmarkEnd w:id="47"/>
+    <w:bookmarkStart w:id="49" w:name="X4e68ad135e57c05e0c49f806ccb0c45722a1de8"/>
     <w:p>
       <w:pPr>
         <w:pStyle w:val="Heading2"/>
@@ -1378,7 +1488,7 @@
       <w:r>
         <w:t xml:space="preserve"> </w:t>
       </w:r>
-      <w:hyperlink r:id="rId47">
+      <w:hyperlink r:id="rId48">
         <w:r>
           <w:rPr>
             <w:rStyle w:val="Hyperlink"/>
@@ -1390,8 +1500,8 @@
         <w:t xml:space="preserve">.</w:t>
       </w:r>
     </w:p>
-    <w:bookmarkEnd w:id="48"/>
     <w:bookmarkEnd w:id="49"/>
+    <w:bookmarkEnd w:id="50"/>
     <w:sectPr>
       <w:footnotePr>
         <w:numRestart w:val="eachSect"/>
